--- a/Semana01_Hyperautomation/Semana 01 – Mapeamento e AnálisedoProcesso do Portal Fake.docx
+++ b/Semana01_Hyperautomation/Semana 01 – Mapeamento e AnálisedoProcesso do Portal Fake.docx
@@ -2,6 +2,186 @@
 <file path=word/document.xml><?xml version="1.0" encoding="utf-8"?>
 <w:document xmlns:wpc="http://schemas.microsoft.com/office/word/2010/wordprocessingCanvas" xmlns:cx="http://schemas.microsoft.com/office/drawing/2014/chartex" xmlns:cx1="http://schemas.microsoft.com/office/drawing/2015/9/8/chartex" xmlns:cx2="http://schemas.microsoft.com/office/drawing/2015/10/21/chartex" xmlns:cx3="http://schemas.microsoft.com/office/drawing/2016/5/9/chartex" xmlns:cx4="http://schemas.microsoft.com/office/drawing/2016/5/10/chartex" xmlns:cx5="http://schemas.microsoft.com/office/drawing/2016/5/11/chartex" xmlns:cx6="http://schemas.microsoft.com/office/drawing/2016/5/12/chartex" xmlns:cx7="http://schemas.microsoft.com/office/drawing/2016/5/13/chartex" xmlns:cx8="http://schemas.microsoft.com/office/drawing/2016/5/14/chartex" xmlns:mc="http://schemas.openxmlformats.org/markup-compatibility/2006" xmlns:aink="http://schemas.microsoft.com/office/drawing/2016/ink" xmlns:am3d="http://schemas.microsoft.com/office/drawing/2017/model3d" xmlns:o="urn:schemas-microsoft-com:office:office" xmlns:oel="http://schemas.microsoft.com/office/2019/extlst" xmlns:r="http://schemas.openxmlformats.org/officeDocument/2006/relationships" xmlns:m="http://schemas.openxmlformats.org/officeDocument/2006/math" xmlns:v="urn:schemas-microsoft-com:vml" xmlns:wp14="http://schemas.microsoft.com/office/word/2010/wordprocessingDrawing" xmlns:wp="http://schemas.openxmlformats.org/drawingml/2006/wordprocessingDrawing" xmlns:w10="urn:schemas-microsoft-com:office:word" xmlns:w="http://schemas.openxmlformats.org/wordprocessingml/2006/main" xmlns:w14="http://schemas.microsoft.com/office/word/2010/wordml" xmlns:w15="http://schemas.microsoft.com/office/word/2012/wordml" xmlns:w16cex="http://schemas.microsoft.com/office/word/2018/wordml/cex" xmlns:w16cid="http://schemas.microsoft.com/office/word/2016/wordml/cid" xmlns:w16="http://schemas.microsoft.com/office/word/2018/wordml" xmlns:w16du="http://schemas.microsoft.com/office/word/2023/wordml/word16du" xmlns:w16sdtdh="http://schemas.microsoft.com/office/word/2020/wordml/sdtdatahash" xmlns:w16sdtfl="http://schemas.microsoft.com/office/word/2024/wordml/sdtformatlock" xmlns:w16se="http://schemas.microsoft.com/office/word/2015/wordml/symex" xmlns:wpg="http://schemas.microsoft.com/office/word/2010/wordprocessingGroup" xmlns:wpi="http://schemas.microsoft.com/office/word/2010/wordprocessingInk" xmlns:wne="http://schemas.microsoft.com/office/word/2006/wordml" xmlns:wps="http://schemas.microsoft.com/office/word/2010/wordprocessingShape" mc:Ignorable="w14 w15 w16se w16cid w16 w16cex w16sdtdh w16sdtfl w16du wp14">
   <w:body>
+    <w:p>
+      <w:r>
+        <w:t>O processo inicia quando o usuário acesso o portal fake. Em seguida, ele visualiza a página inicial e seleciona a opção de cadastro. O sistema apresenta o formulário, no qual o usuário deve preencher seus dados pessoais. Após o preenchimento, o usuário envia o formulário para validação. O sistema verifica se as informações estão completas e corretas. Caso exista erro ou campo obrigatório vazio, o usuário deve corrigir os dados e enviar novamente. Se os dados forem validos, o cadastro é confirmado e o processo é encerrado.</w:t>
+      </w:r>
+    </w:p>
+    <w:p>
+      <w:r>
+        <w:t xml:space="preserve">Etapas principais, </w:t>
+      </w:r>
+      <w:r>
+        <w:t>1. acessar</w:t>
+      </w:r>
+      <w:r>
+        <w:t xml:space="preserve"> portal -&gt; </w:t>
+      </w:r>
+      <w:r>
+        <w:t>2.</w:t>
+      </w:r>
+      <w:r>
+        <w:t xml:space="preserve"> </w:t>
+      </w:r>
+      <w:r>
+        <w:t>selecionar a opção de cadastro -&gt;</w:t>
+      </w:r>
+      <w:r>
+        <w:t xml:space="preserve"> 3. preencher</w:t>
+      </w:r>
+      <w:r>
+        <w:t xml:space="preserve"> formulário -&gt; </w:t>
+      </w:r>
+      <w:r>
+        <w:t>4. enviar</w:t>
+      </w:r>
+      <w:r>
+        <w:t xml:space="preserve"> dados -&gt; </w:t>
+      </w:r>
+      <w:r>
+        <w:t>5. validar</w:t>
+      </w:r>
+      <w:r>
+        <w:t xml:space="preserve"> as informações -&gt; </w:t>
+      </w:r>
+      <w:r>
+        <w:t>6. corrigir</w:t>
+      </w:r>
+      <w:r>
+        <w:t xml:space="preserve"> dados, </w:t>
+      </w:r>
+      <w:r>
+        <w:t>se necessário -</w:t>
+      </w:r>
+      <w:r>
+        <w:t xml:space="preserve">&gt; </w:t>
+      </w:r>
+      <w:r>
+        <w:t>7.</w:t>
+      </w:r>
+      <w:r>
+        <w:t xml:space="preserve"> </w:t>
+      </w:r>
+      <w:r>
+        <w:t xml:space="preserve">confirmar cadastro -&gt; </w:t>
+      </w:r>
+      <w:r>
+        <w:t>8.</w:t>
+      </w:r>
+      <w:r>
+        <w:t xml:space="preserve"> </w:t>
+      </w:r>
+      <w:r>
+        <w:t>encerrar processo.</w:t>
+      </w:r>
+    </w:p>
+    <w:p>
+      <w:r>
+        <w:t xml:space="preserve">(AS-IS) – O usuário acessa o Portal fake, O usuário localiza  e seleciona a  opção cadastrar , o sistema  exibe formulário de cadastro, o usuário preenche os dados solicitados como, nome, </w:t>
+      </w:r>
+      <w:r>
+        <w:t>e-mail</w:t>
+      </w:r>
+      <w:r>
+        <w:t xml:space="preserve">, senha e demais informações obrigatórias, o usuário clica em enviar ou cadastrar, o sistema realiza a validação dos dados informados, o sistema verifica campos obrigatórios preenchidos, formato correto do </w:t>
+      </w:r>
+      <w:r>
+        <w:t>e-mail</w:t>
+      </w:r>
+      <w:r>
+        <w:t>, existência de cadastro prévio, ocorre uma decisão de dados validos, se não, o sistema apresenta mensagem de erro e solicita correção, se sim, o sistema grava os dados no banco de dados</w:t>
+      </w:r>
+      <w:r>
+        <w:t>, o sistema confirma o cadastro, o usuário recebe a mensagem de sucesso e o processo é encerrado.</w:t>
+      </w:r>
+    </w:p>
+    <w:p>
+      <w:r>
+        <w:t xml:space="preserve">(TO-BE) – Implementar validação automática dos campos em tempo real, verificar automaticamente se o </w:t>
+      </w:r>
+      <w:r>
+        <w:t>e-mail</w:t>
+      </w:r>
+      <w:r>
+        <w:t xml:space="preserve"> já </w:t>
+      </w:r>
+      <w:r>
+        <w:t>está</w:t>
+      </w:r>
+      <w:r>
+        <w:t xml:space="preserve"> cadastrado, utilizar </w:t>
+      </w:r>
+      <w:r>
+        <w:t>máscaras</w:t>
+      </w:r>
+      <w:r>
+        <w:t xml:space="preserve"> para </w:t>
+      </w:r>
+      <w:proofErr w:type="spellStart"/>
+      <w:r>
+        <w:t>cpf</w:t>
+      </w:r>
+      <w:proofErr w:type="spellEnd"/>
+      <w:r>
+        <w:t xml:space="preserve">, telefone e data de nascimento, exibir mensagens de erro mais claras para o usuário, enviar </w:t>
+      </w:r>
+      <w:r>
+        <w:t>e-mail</w:t>
+      </w:r>
+      <w:r>
+        <w:t xml:space="preserve"> de confirmação após cadastro.</w:t>
+      </w:r>
+    </w:p>
+    <w:p>
+      <w:r>
+        <w:t>Volume do processo: Esse processo seria executado dezenas ou centenas de vezes, dependendo da quantidade de usuários que acessam o portal. O cadastro é uma funcionalidade básica de qualquer sistema e tende a ser utilizado por diversos usuários sempre que houver novos acessos a plataforma.</w:t>
+      </w:r>
+    </w:p>
+    <w:p>
+      <w:r>
+        <w:t>O processo acontece diariamente, novos usuários podem acessar o sistema a qualquer momento para realizar seu cadastro tornando o processo frequente e contínuo.</w:t>
+      </w:r>
+    </w:p>
+    <w:p>
+      <w:r>
+        <w:t>Algumas regras</w:t>
+      </w:r>
+      <w:r>
+        <w:t xml:space="preserve"> de </w:t>
+      </w:r>
+      <w:r>
+        <w:t>negócio</w:t>
+      </w:r>
+      <w:r>
+        <w:t xml:space="preserve"> são, o nome é obrigatório, </w:t>
+      </w:r>
+      <w:r>
+        <w:t>e-mail</w:t>
+      </w:r>
+      <w:r>
+        <w:t xml:space="preserve"> é obrigatório e deve possuir formato valido, </w:t>
+      </w:r>
+      <w:r>
+        <w:t>e-mail</w:t>
+      </w:r>
+      <w:r>
+        <w:t xml:space="preserve"> não pode estar cadastrado anteriormente, senha deve possuir no mínimo 8 caracteres.</w:t>
+      </w:r>
+    </w:p>
+    <w:p>
+      <w:r>
+        <w:t xml:space="preserve">O processo é viável para automação pois o processo é altamente padronizado, possui regras bem definidas e envolve tarefas repetitivas, como validação de duplicidade </w:t>
+      </w:r>
+      <w:r>
+        <w:t>e armazenamento de informação, características que favorecem a automação.</w:t>
+      </w:r>
+    </w:p>
+    <w:p>
+      <w:r>
+        <w:lastRenderedPageBreak/>
+        <w:t>Existe ROI, redução do tempo de cadastro, menor ocorrência de erros de preenchimentos, diminuição de retrabalho, maior produtividade de equipe, melhor experiencia para o usuário, maior confiabilidade dos dados armazenados e redução de custos operacionais a longo prazo.</w:t>
+      </w:r>
+    </w:p>
     <w:p/>
     <w:sectPr>
       <w:pgSz w:w="11906" w:h="16838"/>
